--- a/docs/volumes/MRFS-Vol3-Audit-Protocol.docx
+++ b/docs/volumes/MRFS-Vol3-Audit-Protocol.docx
@@ -1398,7 +1398,7 @@
           <w:color w:val="000000" w:themeColor="text1"/>
         </w:rPr>
         <w:lastRenderedPageBreak/>
-        <w:t>Event log contains a minimum of 10,000 ranking events for statistical reliability.</w:t>
+        <w:t>Event log contains a minimum of 10,000 ranking events. This is a floor below which metric computation is not attempted at all -- it is not, by itself, a guarantee of statistical reliability. All threshold evaluations (Section 6.2; Volume 2 Section 6) are based on each metric’s 95% confidence interval, not its point estimate alone, precisely because smaller event logs produce wider intervals and a correspondingly higher chance of an honest Insufficient Data verdict rather than a confident but potentially wrong Pass, Monitor, or Review Required. See the Confidence Intervals validation addendum for the empirical basis.</w:t>
       </w:r>
     </w:p>
     <w:p>
@@ -3710,6 +3710,11 @@
           <w:color w:val="000000" w:themeColor="text1"/>
         </w:rPr>
       </w:pPr>
+    </w:p>
+    <w:p>
+      <w:r>
+        <w:t xml:space="preserve">Each signal in the table above is evaluated using its 95% confidence interval, not its point estimate alone -- see Volume 2 Section 6 and the Confidence Intervals validation addendum. When an interval straddles a threshold line (most likely at smaller event-log volumes), the correct status is Insufficient Data, not a forced Pass, Monitor, or Review Required.</w:t>
+      </w:r>
     </w:p>
     <w:p>
       <w:pPr>

--- a/docs/volumes/MRFS-Vol3-Audit-Protocol.docx
+++ b/docs/volumes/MRFS-Vol3-Audit-Protocol.docx
@@ -2643,7 +2643,7 @@
                 <w:color w:val="000000" w:themeColor="text1"/>
                 <w:sz w:val="20"/>
               </w:rPr>
-              <w:t xml:space="preserve">Adapted from the EEOC four-fifths rule used in employment discrimination analysis: if the positive outcome rate for one group is less than 80% of another group's rate, the system may be </w:t>
+              <w:t xml:space="preserve">Adapted from the EEOC four-fifths rule [2] used in employment discrimination analysis: if the positive outcome rate for one group is less than 80% of another group's rate, the system may be </w:t>
             </w:r>
             <w:r>
               <w:rPr>
@@ -4631,7 +4631,7 @@
         <w:rPr>
           <w:color w:val="000000" w:themeColor="text1"/>
         </w:rPr>
-        <w:t>The audit protocol maps to the Measure function of the NIST AI Risk Management Framework, providing the systematic evaluation layer that supports the broader Govern/Map/Measure/Manage lifecycle.</w:t>
+        <w:t>The audit protocol maps to the Measure function of the NIST AI Risk Management Framework [1], providing the systematic evaluation layer that supports the broader Govern/Map/Measure/Manage lifecycle.</w:t>
       </w:r>
     </w:p>
     <w:p>
@@ -4710,6 +4710,47 @@
           <w:color w:val="000000" w:themeColor="text1"/>
         </w:rPr>
       </w:pPr>
+    </w:p>
+    <w:p>
+      <w:pPr>
+        <w:pStyle w:val="Heading2"/>
+        <w:rPr>
+          <w:color w:val="000000" w:themeColor="text1"/>
+        </w:rPr>
+      </w:pPr>
+      <w:r>
+        <w:rPr>
+          <w:rFonts w:ascii="Times New Roman" w:hAnsi="Times New Roman"/>
+          <w:color w:val="000000" w:themeColor="text1"/>
+        </w:rPr>
+        <w:t>10. References</w:t>
+      </w:r>
+    </w:p>
+    <w:p>
+      <w:pPr>
+        <w:rPr>
+          <w:color w:val="000000" w:themeColor="text1"/>
+        </w:rPr>
+      </w:pPr>
+      <w:r>
+        <w:rPr>
+          <w:color w:val="000000" w:themeColor="text1"/>
+        </w:rPr>
+        <w:t xml:space="preserve">[1] Tabassi, E. (2023). Artificial Intelligence Risk Management Framework (AI RMF 1.0). NIST AI 100-1. National Institute of Standards and Technology, Gaithersburg, MD. https://doi.org/10.6028/NIST.AI.100-1</w:t>
+      </w:r>
+    </w:p>
+    <w:p>
+      <w:pPr>
+        <w:rPr>
+          <w:color w:val="000000" w:themeColor="text1"/>
+        </w:rPr>
+      </w:pPr>
+      <w:r>
+        <w:rPr>
+          <w:color w:val="000000" w:themeColor="text1"/>
+        </w:rPr>
+        <w:t xml:space="preserve">[2] Equal Employment Opportunity Commission, Civil Service Commission, Department of Labor, &amp; Department of Justice. (1978). Uniform Guidelines on Employee Selection Procedures, 29 C.F.R. § 1607 (1978), specifically § 1607.4(D). https://www.ecfr.gov/current/title-29/subtitle-B/chapter-XIV/part-1607</w:t>
+      </w:r>
     </w:p>
     <w:p>
       <w:pPr>
